--- a/Privacyverklaring.docx
+++ b/Privacyverklaring.docx
@@ -8,7 +8,14 @@
           <w:b/>
           <w:bCs/>
         </w:rPr>
-        <w:t>Privacyverklaring [Naam eenmanszaak]</w:t>
+        <w:t xml:space="preserve">Privacyverklaring </w:t>
+      </w:r>
+      <w:r>
+        <w:rPr>
+          <w:b/>
+          <w:bCs/>
+        </w:rPr>
+        <w:t>DCOpompen</w:t>
       </w:r>
     </w:p>
     <w:p>
@@ -22,11 +29,9 @@
       <w:r>
         <w:br/>
       </w:r>
-      <w:proofErr w:type="spellStart"/>
       <w:r>
         <w:t>DCOpompen</w:t>
       </w:r>
-      <w:proofErr w:type="spellEnd"/>
       <w:r>
         <w:t xml:space="preserve">, gevestigd te </w:t>
       </w:r>
@@ -69,7 +74,12 @@
       </w:r>
       <w:r>
         <w:br/>
-        <w:t>[Naam eenmanszaak] verwerkt uw persoonsgegevens doordat u gebruik maakt van onze diensten en/of omdat u deze zelf aan ons verstrekt. Voorbeelden hiervan zijn:</w:t>
+      </w:r>
+      <w:r>
+        <w:t>DCOpompen</w:t>
+      </w:r>
+      <w:r>
+        <w:t xml:space="preserve"> verwerkt uw persoonsgegevens doordat u gebruik maakt van onze diensten en/of omdat u deze zelf aan ons verstrekt. Voorbeelden hiervan zijn:</w:t>
       </w:r>
     </w:p>
     <w:p>
@@ -138,16 +148,11 @@
       <w:r>
         <w:br/>
       </w:r>
-      <w:proofErr w:type="spellStart"/>
       <w:r>
         <w:t>DCOpompen</w:t>
       </w:r>
-      <w:proofErr w:type="spellEnd"/>
-      <w:r>
-        <w:t xml:space="preserve"> </w:t>
-      </w:r>
-      <w:r>
-        <w:t>verwerkt uw gegevens om:</w:t>
+      <w:r>
+        <w:t xml:space="preserve"> verwerkt uw gegevens om:</w:t>
       </w:r>
     </w:p>
     <w:p>
@@ -205,16 +210,11 @@
       <w:r>
         <w:br/>
       </w:r>
-      <w:proofErr w:type="spellStart"/>
       <w:r>
         <w:t>DCOpompen</w:t>
       </w:r>
-      <w:proofErr w:type="spellEnd"/>
-      <w:r>
-        <w:t xml:space="preserve"> </w:t>
-      </w:r>
-      <w:r>
-        <w:t>bewaart uw persoonsgegevens niet langer dan strikt nodig is om de doelen te realiseren waarvoor uw gegevens worden verzameld. Wij hanteren een wettelijke bewaartermijn van 7 jaar voor administratieve gegevens.</w:t>
+      <w:r>
+        <w:t xml:space="preserve"> bewaart uw persoonsgegevens niet langer dan strikt nodig is om de doelen te realiseren waarvoor uw gegevens worden verzameld. Wij hanteren een wettelijke bewaartermijn van 7 jaar voor administratieve gegevens.</w:t>
       </w:r>
     </w:p>
     <w:p>
@@ -228,16 +228,11 @@
       <w:r>
         <w:br/>
       </w:r>
-      <w:proofErr w:type="spellStart"/>
       <w:r>
         <w:t>DCOpompen</w:t>
       </w:r>
-      <w:proofErr w:type="spellEnd"/>
-      <w:r>
-        <w:t xml:space="preserve"> </w:t>
-      </w:r>
-      <w:r>
-        <w:t>deelt uw gegevens alleen met derden als dit noodzakelijk is voor de uitvoering van onze overeenkomst met u of om te voldoen aan een wettelijke verplichting (bijv. met een boekhoudpakket of de belastingdienst).</w:t>
+      <w:r>
+        <w:t xml:space="preserve"> deelt uw gegevens alleen met derden als dit noodzakelijk is voor de uitvoering van onze overeenkomst met u of om te voldoen aan een wettelijke verplichting (bijv. met een boekhoudpakket of de belastingdienst).</w:t>
       </w:r>
     </w:p>
     <w:p>
@@ -280,11 +275,9 @@
       </w:r>
     </w:p>
     <w:p>
-      <w:proofErr w:type="spellStart"/>
       <w:r>
         <w:t>DCOpompen</w:t>
       </w:r>
-      <w:proofErr w:type="spellEnd"/>
       <w:r>
         <w:t xml:space="preserve"> neemt de bescherming van uw gegevens serieus en neemt passende maatregelen om misbruik, verlies, onbevoegde toegang tegen te gaan.</w:t>
       </w:r>
@@ -1212,6 +1205,7 @@
   <w:style w:type="character" w:default="1" w:styleId="Standaardalinea-lettertype">
     <w:name w:val="Default Paragraph Font"/>
     <w:uiPriority w:val="1"/>
+    <w:semiHidden/>
     <w:unhideWhenUsed/>
   </w:style>
   <w:style w:type="table" w:default="1" w:styleId="Standaardtabel">
